--- a/public/Progress-Ayere-CV.docx
+++ b/public/Progress-Ayere-CV.docx
@@ -15,39 +15,7 @@
           <w:sz w:val="52"/>
           <w:szCs w:val="52"/>
         </w:rPr>
-        <w:t xml:space="preserve">PROGRESS </w:t>
-      </w:r>
-      <w:bookmarkStart w:id="0" w:name="_GoBack"/>
-      <w:bookmarkEnd w:id="0"/>
-      <w:r>
-        <w:rPr>
-          <w:b/>
-          <w:bCs/>
-          <w:color w:val="1A1A2E"/>
-          <w:sz w:val="52"/>
-          <w:szCs w:val="52"/>
-        </w:rPr>
-        <w:t>AY</w:t>
-      </w:r>
-      <w:r>
-        <w:rPr>
-          <w:b/>
-          <w:bCs/>
-          <w:color w:val="1A1A2E"/>
-          <w:sz w:val="52"/>
-          <w:szCs w:val="52"/>
-        </w:rPr>
-        <w:t>ER</w:t>
-      </w:r>
-      <w:r>
-        <w:rPr>
-          <w:b/>
-          <w:bCs/>
-          <w:color w:val="1A1A2E"/>
-          <w:sz w:val="52"/>
-          <w:szCs w:val="52"/>
-        </w:rPr>
-        <w:t>E</w:t>
+        <w:t>PROGRESS AYERE</w:t>
       </w:r>
     </w:p>
     <w:p>
@@ -105,7 +73,7 @@
             <w:szCs w:val="22"/>
             <w:u w:val="single"/>
           </w:rPr>
-          <w:t>progress-portfolio.vercel.app</w:t>
+          <w:t>progress-dev.vercel.app</w:t>
         </w:r>
       </w:hyperlink>
       <w:r>
@@ -180,10 +148,7 @@
         <w:jc w:val="both"/>
       </w:pPr>
       <w:r>
-        <w:t xml:space="preserve">I am a </w:t>
-      </w:r>
-      <w:r>
-        <w:t xml:space="preserve">Results-driven Frontend Developer with hands-on experience building responsive, scalable web applications using modern JavaScript frameworks and </w:t>
+        <w:t xml:space="preserve">I am a Results-driven Frontend Developer with hands-on experience building responsive, scalable web applications using modern JavaScript frameworks and </w:t>
       </w:r>
       <w:proofErr w:type="spellStart"/>
       <w:r>
@@ -191,10 +156,7 @@
       </w:r>
       <w:proofErr w:type="spellEnd"/>
       <w:r>
-        <w:t>-integrated interfaces. Proven ability to translate complex product ideas into clean, intuitive user experiences,</w:t>
-      </w:r>
-      <w:r>
-        <w:t xml:space="preserve"> from ideation to deployment. Currently contributing as Frontend Developer at Ghonsi Proof, a </w:t>
+        <w:t xml:space="preserve">-integrated interfaces. Proven ability to translate complex product ideas into clean, intuitive user experiences, from ideation to deployment. Currently contributing as Frontend Developer at Ghonsi Proof, a </w:t>
       </w:r>
       <w:proofErr w:type="spellStart"/>
       <w:r>
@@ -202,10 +164,7 @@
       </w:r>
       <w:proofErr w:type="spellEnd"/>
       <w:r>
-        <w:t>-based credential verification platform, with a strong track record of delivering production-ready projects. Seeking a frontend development</w:t>
-      </w:r>
-      <w:r>
-        <w:t xml:space="preserve"> role where technical expertise and user-focused design can drive measurable product impact.</w:t>
+        <w:t>-based credential verification platform, with a strong track record of delivering production-ready projects. Seeking a frontend development role where technical expertise and user-focused design can drive measurable product impact.</w:t>
       </w:r>
     </w:p>
     <w:p>
@@ -352,17 +311,7 @@
           <w:sz w:val="22"/>
           <w:szCs w:val="22"/>
         </w:rPr>
-        <w:t xml:space="preserve">  Niger</w:t>
-      </w:r>
-      <w:r>
-        <w:rPr>
-          <w:i/>
-          <w:iCs/>
-          <w:color w:val="666666"/>
-          <w:sz w:val="22"/>
-          <w:szCs w:val="22"/>
-        </w:rPr>
-        <w:t>ia</w:t>
+        <w:t xml:space="preserve">  Nigeria</w:t>
       </w:r>
     </w:p>
     <w:p>
@@ -417,10 +366,7 @@
         <w:spacing w:before="40" w:after="40"/>
       </w:pPr>
       <w:r>
-        <w:t>Built reusable UI components using React and Tailwind CSS, increasing development speed and ensur</w:t>
-      </w:r>
-      <w:r>
-        <w:t>ing design consistency across the platform.</w:t>
+        <w:t>Built reusable UI components using React and Tailwind CSS, increasing development speed and ensuring design consistency across the platform.</w:t>
       </w:r>
     </w:p>
     <w:p>
@@ -446,10 +392,7 @@
         <w:spacing w:before="40" w:after="40"/>
       </w:pPr>
       <w:r>
-        <w:t>Collaborated with the product team to refine frontend archit</w:t>
-      </w:r>
-      <w:r>
-        <w:t>ecture, ensuring scalability as feature scope expanded.</w:t>
+        <w:t>Collaborated with the product team to refine frontend architecture, ensuring scalability as feature scope expanded.</w:t>
       </w:r>
     </w:p>
     <w:p>
@@ -466,6 +409,18 @@
         </w:rPr>
         <w:t>Tech Stack: Next.js, React, Tailwind CSS</w:t>
       </w:r>
+      <w:r>
+        <w:rPr>
+          <w:i/>
+          <w:iCs/>
+          <w:color w:val="555555"/>
+          <w:sz w:val="22"/>
+          <w:szCs w:val="22"/>
+        </w:rPr>
+        <w:t>, Typescript</w:t>
+      </w:r>
+      <w:bookmarkStart w:id="0" w:name="_GoBack"/>
+      <w:bookmarkEnd w:id="0"/>
     </w:p>
     <w:p>
       <w:pPr>
@@ -562,10 +517,7 @@
         <w:spacing w:before="40" w:after="40"/>
       </w:pPr>
       <w:r>
-        <w:t>Developed and deployed a responsive community websi</w:t>
-      </w:r>
-      <w:r>
-        <w:t xml:space="preserve">te for a campus-based </w:t>
+        <w:t xml:space="preserve">Developed and deployed a responsive community website for a campus-based </w:t>
       </w:r>
       <w:proofErr w:type="spellStart"/>
       <w:r>
@@ -599,10 +551,7 @@
         <w:spacing w:before="40" w:after="40"/>
       </w:pPr>
       <w:r>
-        <w:t xml:space="preserve">Optimized performance and cross-device </w:t>
-      </w:r>
-      <w:r>
-        <w:t>compatibility using responsive design principles, achieving smooth rendering across mobile, tablet, and desktop.</w:t>
+        <w:t>Optimized performance and cross-device compatibility using responsive design principles, achieving smooth rendering across mobile, tablet, and desktop.</w:t>
       </w:r>
     </w:p>
     <w:p>
@@ -709,10 +658,7 @@
         <w:spacing w:before="40" w:after="40"/>
       </w:pPr>
       <w:r>
-        <w:t>Applied modern UI/UX principles to reflect brand identity, achieving fu</w:t>
-      </w:r>
-      <w:r>
-        <w:t>ll responsiveness across mobile, tablet, and desktop devices.</w:t>
+        <w:t>Applied modern UI/UX principles to reflect brand identity, achieving full responsiveness across mobile, tablet, and desktop devices.</w:t>
       </w:r>
     </w:p>
     <w:p>
@@ -762,10 +708,7 @@
         <w:spacing w:before="40" w:after="40"/>
       </w:pPr>
       <w:r>
-        <w:t>Developed the frontend interface for a device repair service platform, connecting users with enginee</w:t>
-      </w:r>
-      <w:r>
-        <w:t>rs through a streamlined booking flow.</w:t>
+        <w:t>Developed the frontend interface for a device repair service platform, connecting users with engineers through a streamlined booking flow.</w:t>
       </w:r>
     </w:p>
     <w:p>
@@ -791,10 +734,7 @@
         <w:spacing w:before="40" w:after="40"/>
       </w:pPr>
       <w:r>
-        <w:t>Built structured, responsive UI components for service listings and user interactions, e</w:t>
-      </w:r>
-      <w:r>
-        <w:t>nsuring seamless navigation across the platform.</w:t>
+        <w:t>Built structured, responsive UI components for service listings and user interactions, ensuring seamless navigation across the platform.</w:t>
       </w:r>
     </w:p>
     <w:p>
@@ -1172,10 +1112,7 @@
       </w:r>
       <w:proofErr w:type="spellStart"/>
       <w:r>
-        <w:t>Udem</w:t>
-      </w:r>
-      <w:r>
-        <w:t>y</w:t>
+        <w:t>Udemy</w:t>
       </w:r>
       <w:proofErr w:type="spellEnd"/>
       <w:r>
